--- a/static/cv/Anuar-Beibit-Full-Stack-Engineer-AI.docx
+++ b/static/cv/Anuar-Beibit-Full-Stack-Engineer-AI.docx
@@ -50,7 +50,7 @@
           <w:sz w:val="19"/>
           <w:szCs w:val="19"/>
         </w:rPr>
-        <w:t xml:space="preserve">Multi-agent platform (React 19 + FastAPI)  ·  2.5 MB → 650 KB  ·  SSR incidents ÷4  ·  1M+ SEO pages</w:t>
+        <w:t xml:space="preserve">Multi-agent platform, 5 role-scoped sub-agents  ·  2.5 MB → 650 KB  ·  SSR incidents ÷4  ·  1M+ SEO pages</w:t>
       </w:r>
     </w:p>
     <w:p>
@@ -205,7 +205,7 @@
           <w:sz w:val="18"/>
           <w:szCs w:val="18"/>
         </w:rPr>
-        <w:t xml:space="preserve">self-hosted fork of OpenHands, running in production</w:t>
+        <w:t xml:space="preserve">self-hosted fork of OpenHands - my primary development environment, used daily</w:t>
       </w:r>
     </w:p>
     <w:p>
@@ -233,7 +233,7 @@
           <w:sz w:val="15"/>
           <w:szCs w:val="15"/>
         </w:rPr>
-        <w:t xml:space="preserve">  ·  334 commits ahead of upstream · ~16k lines of application code</w:t>
+        <w:t xml:space="preserve">  ·  387 commits ahead of upstream · ~16k lines of application code</w:t>
       </w:r>
     </w:p>
     <w:p>
@@ -561,6 +561,37 @@
     </w:p>
     <w:p>
       <w:pPr>
+        <w:numPr>
+          <w:ilvl w:val="0"/>
+          <w:numId w:val="1"/>
+        </w:numPr>
+        <w:spacing w:before="0" w:after="0" w:line="240" w:lineRule="auto"/>
+        <w:ind w:left="520" w:hanging="260"/>
+        <w:contextualSpacing/>
+      </w:pPr>
+      <w:r>
+        <w:rPr>
+          <w:rFonts w:ascii="Proxima Nova" w:hAnsi="Proxima Nova" w:cs="Proxima Nova"/>
+          <w:b/>
+          <w:bCs/>
+          <w:color w:val="000000"/>
+          <w:sz w:val="18"/>
+          <w:szCs w:val="18"/>
+        </w:rPr>
+        <w:t xml:space="preserve">Stability was the payoff. </w:t>
+      </w:r>
+      <w:r>
+        <w:rPr>
+          <w:rFonts w:ascii="Proxima Nova" w:hAnsi="Proxima Nova" w:cs="Proxima Nova"/>
+          <w:color w:val="000000"/>
+          <w:sz w:val="18"/>
+          <w:szCs w:val="18"/>
+        </w:rPr>
+        <w:t xml:space="preserve">SSR incidents and emergency hotfixes dropped 4× in two months. CarCity's current stability is the output of that adoption, not a separate effort.</w:t>
+      </w:r>
+    </w:p>
+    <w:p>
+      <w:pPr>
         <w:keepNext/>
         <w:spacing w:before="120" w:after="25" w:line="240" w:lineRule="auto"/>
       </w:pPr>
@@ -646,7 +677,7 @@
           <w:sz w:val="15"/>
           <w:szCs w:val="15"/>
         </w:rPr>
-        <w:t xml:space="preserve">May 2024 - PRESENT</w:t>
+        <w:t xml:space="preserve">May 2025 - PRESENT</w:t>
       </w:r>
       <w:r>
         <w:rPr>
@@ -865,26 +896,6 @@
           <w:sz w:val="18"/>
           <w:szCs w:val="18"/>
         </w:rPr>
-        <w:t xml:space="preserve">Cut SSR incidents and emergency hotfixes 4× in two months.</w:t>
-      </w:r>
-    </w:p>
-    <w:p>
-      <w:pPr>
-        <w:numPr>
-          <w:ilvl w:val="0"/>
-          <w:numId w:val="1"/>
-        </w:numPr>
-        <w:spacing w:before="0" w:after="0" w:line="240" w:lineRule="auto"/>
-        <w:ind w:left="520" w:hanging="260"/>
-        <w:contextualSpacing/>
-      </w:pPr>
-      <w:r>
-        <w:rPr>
-          <w:rFonts w:ascii="Proxima Nova" w:hAnsi="Proxima Nova" w:cs="Proxima Nova"/>
-          <w:color w:val="000000"/>
-          <w:sz w:val="18"/>
-          <w:szCs w:val="18"/>
-        </w:rPr>
         <w:t xml:space="preserve">Documented architecture, features and business logic — onboarding stopped running on tribal knowledge.</w:t>
       </w:r>
     </w:p>
@@ -1282,7 +1293,7 @@
           <w:sz w:val="18"/>
           <w:szCs w:val="18"/>
         </w:rPr>
-        <w:t xml:space="preserve">React, Next.js, Node.js, Ruby on Rails, Redis, Docker, Kubernetes, SEO, Bash and Linux.</w:t>
+        <w:t xml:space="preserve">React, Next.js, Node.js, Ruby on Rails, Redis, Docker, SEO, Bash and Linux.</w:t>
       </w:r>
     </w:p>
     <w:p>
@@ -1442,7 +1453,7 @@
           <w:sz w:val="15"/>
           <w:szCs w:val="15"/>
         </w:rPr>
-        <w:t xml:space="preserve">January 2020 - March 2020 - </w:t>
+        <w:t xml:space="preserve">January 2020 - June 2020 - </w:t>
       </w:r>
       <w:r>
         <w:rPr>
@@ -1661,7 +1672,7 @@
           <w:sz w:val="16"/>
           <w:szCs w:val="16"/>
         </w:rPr>
-        <w:t xml:space="preserve">Node.js, NestJS, Express, Fastify, Python, FastAPI, Next.js (SSR), Ruby on Rails, TypeScript, JavaScript (ES6+), REST, GraphQL, gRPC, WebSockets, serverless, Clean Architecture, DDD, CQRS, microservices, modular monoliths, API design, OAuth2, RBAC, rate limiting, caching, load balancing, fault tolerance</w:t>
+        <w:t xml:space="preserve">Node.js, NestJS, Express, Fastify, Next.js (SSR), TypeScript, JavaScript (ES6+), REST, GraphQL, gRPC, WebSockets, serverless, Clean Architecture, DDD, CQRS, microservices, modular monoliths, API design, OAuth2, RBAC, rate limiting, caching, load balancing, fault tolerance</w:t>
       </w:r>
     </w:p>
     <w:p>
@@ -1711,7 +1722,7 @@
           <w:sz w:val="16"/>
           <w:szCs w:val="16"/>
         </w:rPr>
-        <w:t xml:space="preserve">PostgreSQL, MySQL, MongoDB, Redis, ClickHouse, SQLAlchemy, Alembic, schema design, indexing, query optimization, replication, sharding, migrations, ACID, RabbitMQ, Redis Streams, SQS, ETL</w:t>
+        <w:t xml:space="preserve">PostgreSQL, MySQL, MongoDB, Redis, ClickHouse, Prisma, TypeORM, schema design, indexing, query optimization, replication, sharding, migrations, ACID, RabbitMQ, Redis Streams, SQS, ETL</w:t>
       </w:r>
     </w:p>
     <w:p>
@@ -1736,7 +1747,7 @@
           <w:sz w:val="16"/>
           <w:szCs w:val="16"/>
         </w:rPr>
-        <w:t xml:space="preserve">AWS (Lambda, EC2, S3, RDS, SQS, SNS, API Gateway), Docker, Kubernetes, Nginx, Caddy, systemd, Tailscale, Terraform, CI/CD (GitHub Actions, GitLab CI), Linux, Bash, monitoring and logging (Prometheus, Grafana, ELK, OpenTelemetry), Vitest, Jest, Playwright, TDD, code review, Jira, Agile / Scrum, technical documentation, mentoring</w:t>
+        <w:t xml:space="preserve">AWS (Lambda, EC2, S3, RDS), Docker, Docker Compose, Nginx, Caddy, systemd, Tailscale, CI/CD (GitHub Actions, GitLab CI), Linux, Bash, monitoring and logging (Prometheus, Grafana, ELK, OpenTelemetry), Vitest, Jest, Playwright, TDD, code review, Jira, Agile / Scrum, technical documentation, mentoring</w:t>
       </w:r>
     </w:p>
     <w:p>
